--- a/Streamlit_Output_Explained.docx
+++ b/Streamlit_Output_Explained.docx
@@ -36,9 +36,7 @@
       </w:r>
     </w:p>
     <w:p>
-      <w:r>
-        <w:br w:type="page"/>
-      </w:r>
+      <w:r/>
     </w:p>
     <w:p>
       <w:pPr>
@@ -120,9 +118,7 @@
       </w:r>
     </w:p>
     <w:p>
-      <w:r>
-        <w:br w:type="page"/>
-      </w:r>
+      <w:r/>
     </w:p>
     <w:p>
       <w:pPr>
@@ -186,40 +182,7 @@
       </w:r>
     </w:p>
     <w:p>
-      <w:r>
-        <w:drawing>
-          <wp:inline xmlns:a="http://schemas.openxmlformats.org/drawingml/2006/main" xmlns:pic="http://schemas.openxmlformats.org/drawingml/2006/picture">
-            <wp:extent cx="2286000" cy="4393734"/>
-            <wp:docPr id="1" name="Picture 1"/>
-            <wp:cNvGraphicFramePr>
-              <a:graphicFrameLocks noChangeAspect="1"/>
-            </wp:cNvGraphicFramePr>
-            <a:graphic>
-              <a:graphicData uri="http://schemas.openxmlformats.org/drawingml/2006/picture">
-                <pic:pic>
-                  <pic:nvPicPr>
-                    <pic:cNvPr id="0" name="sl_sidebar.png"/>
-                    <pic:cNvPicPr/>
-                  </pic:nvPicPr>
-                  <pic:blipFill>
-                    <a:blip r:embed="rId9"/>
-                    <a:stretch>
-                      <a:fillRect/>
-                    </a:stretch>
-                  </pic:blipFill>
-                  <pic:spPr>
-                    <a:xfrm>
-                      <a:off x="0" y="0"/>
-                      <a:ext cx="2286000" cy="4393734"/>
-                    </a:xfrm>
-                    <a:prstGeom prst="rect"/>
-                  </pic:spPr>
-                </pic:pic>
-              </a:graphicData>
-            </a:graphic>
-          </wp:inline>
-        </w:drawing>
-      </w:r>
+      <w:r/>
     </w:p>
     <w:p>
       <w:pPr>
@@ -236,9 +199,7 @@
       </w:r>
     </w:p>
     <w:p>
-      <w:r>
-        <w:br w:type="page"/>
-      </w:r>
+      <w:r/>
     </w:p>
     <w:tbl>
       <w:tblPr>
@@ -298,40 +259,7 @@
       </w:r>
     </w:p>
     <w:p>
-      <w:r>
-        <w:drawing>
-          <wp:inline xmlns:a="http://schemas.openxmlformats.org/drawingml/2006/main" xmlns:pic="http://schemas.openxmlformats.org/drawingml/2006/picture">
-            <wp:extent cx="5760720" cy="2126440"/>
-            <wp:docPr id="2" name="Picture 2"/>
-            <wp:cNvGraphicFramePr>
-              <a:graphicFrameLocks noChangeAspect="1"/>
-            </wp:cNvGraphicFramePr>
-            <a:graphic>
-              <a:graphicData uri="http://schemas.openxmlformats.org/drawingml/2006/picture">
-                <pic:pic>
-                  <pic:nvPicPr>
-                    <pic:cNvPr id="0" name="sl_executive.png"/>
-                    <pic:cNvPicPr/>
-                  </pic:nvPicPr>
-                  <pic:blipFill>
-                    <a:blip r:embed="rId10"/>
-                    <a:stretch>
-                      <a:fillRect/>
-                    </a:stretch>
-                  </pic:blipFill>
-                  <pic:spPr>
-                    <a:xfrm>
-                      <a:off x="0" y="0"/>
-                      <a:ext cx="5760720" cy="2126440"/>
-                    </a:xfrm>
-                    <a:prstGeom prst="rect"/>
-                  </pic:spPr>
-                </pic:pic>
-              </a:graphicData>
-            </a:graphic>
-          </wp:inline>
-        </w:drawing>
-      </w:r>
+      <w:r/>
     </w:p>
     <w:p>
       <w:pPr>
@@ -838,9 +766,7 @@
       </w:r>
     </w:p>
     <w:p>
-      <w:r>
-        <w:br w:type="page"/>
-      </w:r>
+      <w:r/>
     </w:p>
     <w:tbl>
       <w:tblPr>
@@ -900,40 +826,7 @@
       </w:r>
     </w:p>
     <w:p>
-      <w:r>
-        <w:drawing>
-          <wp:inline xmlns:a="http://schemas.openxmlformats.org/drawingml/2006/main" xmlns:pic="http://schemas.openxmlformats.org/drawingml/2006/picture">
-            <wp:extent cx="5943600" cy="1805999"/>
-            <wp:docPr id="3" name="Picture 3"/>
-            <wp:cNvGraphicFramePr>
-              <a:graphicFrameLocks noChangeAspect="1"/>
-            </wp:cNvGraphicFramePr>
-            <a:graphic>
-              <a:graphicData uri="http://schemas.openxmlformats.org/drawingml/2006/picture">
-                <pic:pic>
-                  <pic:nvPicPr>
-                    <pic:cNvPr id="0" name="sl_model_perf.png"/>
-                    <pic:cNvPicPr/>
-                  </pic:nvPicPr>
-                  <pic:blipFill>
-                    <a:blip r:embed="rId11"/>
-                    <a:stretch>
-                      <a:fillRect/>
-                    </a:stretch>
-                  </pic:blipFill>
-                  <pic:spPr>
-                    <a:xfrm>
-                      <a:off x="0" y="0"/>
-                      <a:ext cx="5943600" cy="1805999"/>
-                    </a:xfrm>
-                    <a:prstGeom prst="rect"/>
-                  </pic:spPr>
-                </pic:pic>
-              </a:graphicData>
-            </a:graphic>
-          </wp:inline>
-        </w:drawing>
-      </w:r>
+      <w:r/>
     </w:p>
     <w:p>
       <w:pPr>
@@ -1707,9 +1600,7 @@
     </w:tbl>
     <w:p/>
     <w:p>
-      <w:r>
-        <w:br w:type="page"/>
-      </w:r>
+      <w:r/>
     </w:p>
     <w:tbl>
       <w:tblPr>
@@ -1769,40 +1660,7 @@
       </w:r>
     </w:p>
     <w:p>
-      <w:r>
-        <w:drawing>
-          <wp:inline xmlns:a="http://schemas.openxmlformats.org/drawingml/2006/main" xmlns:pic="http://schemas.openxmlformats.org/drawingml/2006/picture">
-            <wp:extent cx="5760720" cy="1898856"/>
-            <wp:docPr id="4" name="Picture 4"/>
-            <wp:cNvGraphicFramePr>
-              <a:graphicFrameLocks noChangeAspect="1"/>
-            </wp:cNvGraphicFramePr>
-            <a:graphic>
-              <a:graphicData uri="http://schemas.openxmlformats.org/drawingml/2006/picture">
-                <pic:pic>
-                  <pic:nvPicPr>
-                    <pic:cNvPr id="0" name="sl_conformal.png"/>
-                    <pic:cNvPicPr/>
-                  </pic:nvPicPr>
-                  <pic:blipFill>
-                    <a:blip r:embed="rId12"/>
-                    <a:stretch>
-                      <a:fillRect/>
-                    </a:stretch>
-                  </pic:blipFill>
-                  <pic:spPr>
-                    <a:xfrm>
-                      <a:off x="0" y="0"/>
-                      <a:ext cx="5760720" cy="1898856"/>
-                    </a:xfrm>
-                    <a:prstGeom prst="rect"/>
-                  </pic:spPr>
-                </pic:pic>
-              </a:graphicData>
-            </a:graphic>
-          </wp:inline>
-        </w:drawing>
-      </w:r>
+      <w:r/>
     </w:p>
     <w:p>
       <w:pPr>
@@ -2163,7 +2021,7 @@
           <w:color w:val="3A3A3A"/>
           <w:sz w:val="22"/>
         </w:rPr>
-        <w:t>The ablation chart compares three strategies for calibrating the cold batteries:</w:t>
+        <w:t>The three cards show per-temperature-group calibration results. Each group uses the strategy that best handles its sample size and distribution shift:</w:t>
       </w:r>
     </w:p>
     <w:p>
@@ -2175,7 +2033,7 @@
           <w:color w:val="3A3A3A"/>
           <w:sz w:val="22"/>
         </w:rPr>
-        <w:t>Global split (grey) — one q_hat for all temperatures: cold coverage = 91.67% but room/hot intervals are too wide</w:t>
+        <w:t>Room temperature (grey) - split conformal, q_hat = 69.71 cycles, empirical coverage = 100.0%. Intervals are over-wide because the room calibration set is well-represented in training.</w:t>
       </w:r>
     </w:p>
     <w:p>
@@ -2187,7 +2045,7 @@
           <w:color w:val="3A3A3A"/>
           <w:sz w:val="22"/>
         </w:rPr>
-        <w:t>Stratified split (teal) — separate q_hat per group, standard method: cold coverage = 87.25% — under target</w:t>
+        <w:t>Hot (teal) - split conformal, q_hat = 25.28 cycles, empirical coverage = 100.0%. Tighter intervals than room; hot batteries degrade more uniformly.</w:t>
       </w:r>
     </w:p>
     <w:p>
@@ -2199,7 +2057,7 @@
           <w:color w:val="3A3A3A"/>
           <w:sz w:val="22"/>
         </w:rPr>
-        <w:t>Stratified LOBO (green) — our method: cold coverage = 91.18% — above target</w:t>
+        <w:t>Cold (green) - LOBO (leave-one-battery-out) conformal, q_hat = 31.98 cycles, empirical coverage = 74.5% - below the 80% target. Cold batteries exhibit the highest distribution shift from training (PSI up to 2.57), violating conformal exchangeability and causing under-coverage despite LOBO calibration.</w:t>
       </w:r>
     </w:p>
     <w:p>
@@ -2213,13 +2071,11 @@
           <w:color w:val="3A3A3A"/>
           <w:sz w:val="22"/>
         </w:rPr>
-        <w:t>LOBO (Leave-One-Battery-Out) specifically improves cold coverage by re-training the model for each left-out cold battery, giving more representative error estimates for the cold group.</w:t>
+        <w:t>LOBO calibration re-estimates q_hat by leaving each cold battery out of calibration in turn. Even so, the 74.5% cold coverage (vs 80% target) is the key finding: conformal guarantees degrade under severe inter-battery distribution shift. Room and hot groups over-cover (100%) because their test batteries remain close to the training distribution.</w:t>
       </w:r>
     </w:p>
     <w:p>
-      <w:r>
-        <w:br w:type="page"/>
-      </w:r>
+      <w:r/>
     </w:p>
     <w:tbl>
       <w:tblPr>
@@ -2279,40 +2135,7 @@
       </w:r>
     </w:p>
     <w:p>
-      <w:r>
-        <w:drawing>
-          <wp:inline xmlns:a="http://schemas.openxmlformats.org/drawingml/2006/main" xmlns:pic="http://schemas.openxmlformats.org/drawingml/2006/picture">
-            <wp:extent cx="5943600" cy="1800813"/>
-            <wp:docPr id="5" name="Picture 5"/>
-            <wp:cNvGraphicFramePr>
-              <a:graphicFrameLocks noChangeAspect="1"/>
-            </wp:cNvGraphicFramePr>
-            <a:graphic>
-              <a:graphicData uri="http://schemas.openxmlformats.org/drawingml/2006/picture">
-                <pic:pic>
-                  <pic:nvPicPr>
-                    <pic:cNvPr id="0" name="sl_deepdive.png"/>
-                    <pic:cNvPicPr/>
-                  </pic:nvPicPr>
-                  <pic:blipFill>
-                    <a:blip r:embed="rId13"/>
-                    <a:stretch>
-                      <a:fillRect/>
-                    </a:stretch>
-                  </pic:blipFill>
-                  <pic:spPr>
-                    <a:xfrm>
-                      <a:off x="0" y="0"/>
-                      <a:ext cx="5943600" cy="1800813"/>
-                    </a:xfrm>
-                    <a:prstGeom prst="rect"/>
-                  </pic:spPr>
-                </pic:pic>
-              </a:graphicData>
-            </a:graphic>
-          </wp:inline>
-        </w:drawing>
-      </w:r>
+      <w:r/>
     </w:p>
     <w:p>
       <w:pPr>
@@ -2414,7 +2237,7 @@
         <w:rPr>
           <w:color w:val="1F3A5F"/>
         </w:rPr>
-        <w:t>Chart 2: RUL Prediction with 90% Conformal Interval</w:t>
+        <w:t>Chart 2: RUL Prediction with 80% conformal interval</w:t>
       </w:r>
     </w:p>
     <w:p>
@@ -2428,7 +2251,7 @@
           <w:color w:val="3A3A3A"/>
           <w:sz w:val="22"/>
         </w:rPr>
-        <w:t>The solid line is the model's predicted RUL at each cycle. The dashed dark blue line is the true RUL (ground truth). The shaded region is the 90% conformal interval — we are 90% confident the true value falls inside the shaded band at any given cycle.</w:t>
+        <w:t>The solid line is the model's predicted RUL at each cycle. The dashed dark blue line is the true RUL (ground truth). The shaded region is the 80% conformal interval — we are 80% confident the true value falls inside the shaded band at any given cycle.</w:t>
       </w:r>
     </w:p>
     <w:p>
@@ -2558,9 +2381,7 @@
       </w:r>
     </w:p>
     <w:p>
-      <w:r>
-        <w:br w:type="page"/>
-      </w:r>
+      <w:r/>
     </w:p>
     <w:tbl>
       <w:tblPr>
@@ -2620,40 +2441,7 @@
       </w:r>
     </w:p>
     <w:p>
-      <w:r>
-        <w:drawing>
-          <wp:inline xmlns:a="http://schemas.openxmlformats.org/drawingml/2006/main" xmlns:pic="http://schemas.openxmlformats.org/drawingml/2006/picture">
-            <wp:extent cx="5760720" cy="2360295"/>
-            <wp:docPr id="6" name="Picture 6"/>
-            <wp:cNvGraphicFramePr>
-              <a:graphicFrameLocks noChangeAspect="1"/>
-            </wp:cNvGraphicFramePr>
-            <a:graphic>
-              <a:graphicData uri="http://schemas.openxmlformats.org/drawingml/2006/picture">
-                <pic:pic>
-                  <pic:nvPicPr>
-                    <pic:cNvPr id="0" name="sl_risk.png"/>
-                    <pic:cNvPicPr/>
-                  </pic:nvPicPr>
-                  <pic:blipFill>
-                    <a:blip r:embed="rId14"/>
-                    <a:stretch>
-                      <a:fillRect/>
-                    </a:stretch>
-                  </pic:blipFill>
-                  <pic:spPr>
-                    <a:xfrm>
-                      <a:off x="0" y="0"/>
-                      <a:ext cx="5760720" cy="2360295"/>
-                    </a:xfrm>
-                    <a:prstGeom prst="rect"/>
-                  </pic:spPr>
-                </pic:pic>
-              </a:graphicData>
-            </a:graphic>
-          </wp:inline>
-        </w:drawing>
-      </w:r>
+      <w:r/>
     </w:p>
     <w:p>
       <w:pPr>
@@ -2734,9 +2522,7 @@
       </w:r>
     </w:p>
     <w:p>
-      <w:r>
-        <w:br w:type="page"/>
-      </w:r>
+      <w:r/>
     </w:p>
     <w:tbl>
       <w:tblPr>
@@ -2796,40 +2582,7 @@
       </w:r>
     </w:p>
     <w:p>
-      <w:r>
-        <w:drawing>
-          <wp:inline xmlns:a="http://schemas.openxmlformats.org/drawingml/2006/main" xmlns:pic="http://schemas.openxmlformats.org/drawingml/2006/picture">
-            <wp:extent cx="5486400" cy="2718743"/>
-            <wp:docPr id="7" name="Picture 7"/>
-            <wp:cNvGraphicFramePr>
-              <a:graphicFrameLocks noChangeAspect="1"/>
-            </wp:cNvGraphicFramePr>
-            <a:graphic>
-              <a:graphicData uri="http://schemas.openxmlformats.org/drawingml/2006/picture">
-                <pic:pic>
-                  <pic:nvPicPr>
-                    <pic:cNvPr id="0" name="sl_drift.png"/>
-                    <pic:cNvPicPr/>
-                  </pic:nvPicPr>
-                  <pic:blipFill>
-                    <a:blip r:embed="rId15"/>
-                    <a:stretch>
-                      <a:fillRect/>
-                    </a:stretch>
-                  </pic:blipFill>
-                  <pic:spPr>
-                    <a:xfrm>
-                      <a:off x="0" y="0"/>
-                      <a:ext cx="5486400" cy="2718743"/>
-                    </a:xfrm>
-                    <a:prstGeom prst="rect"/>
-                  </pic:spPr>
-                </pic:pic>
-              </a:graphicData>
-            </a:graphic>
-          </wp:inline>
-        </w:drawing>
-      </w:r>
+      <w:r/>
     </w:p>
     <w:p>
       <w:pPr>
@@ -3212,9 +2965,7 @@
     </w:tbl>
     <w:p/>
     <w:p>
-      <w:r>
-        <w:br w:type="page"/>
-      </w:r>
+      <w:r/>
     </w:p>
     <w:tbl>
       <w:tblPr>
@@ -3274,40 +3025,7 @@
       </w:r>
     </w:p>
     <w:p>
-      <w:r>
-        <w:drawing>
-          <wp:inline xmlns:a="http://schemas.openxmlformats.org/drawingml/2006/main" xmlns:pic="http://schemas.openxmlformats.org/drawingml/2006/picture">
-            <wp:extent cx="5943600" cy="2049412"/>
-            <wp:docPr id="8" name="Picture 8"/>
-            <wp:cNvGraphicFramePr>
-              <a:graphicFrameLocks noChangeAspect="1"/>
-            </wp:cNvGraphicFramePr>
-            <a:graphic>
-              <a:graphicData uri="http://schemas.openxmlformats.org/drawingml/2006/picture">
-                <pic:pic>
-                  <pic:nvPicPr>
-                    <pic:cNvPr id="0" name="sl_reasoning.png"/>
-                    <pic:cNvPicPr/>
-                  </pic:nvPicPr>
-                  <pic:blipFill>
-                    <a:blip r:embed="rId16"/>
-                    <a:stretch>
-                      <a:fillRect/>
-                    </a:stretch>
-                  </pic:blipFill>
-                  <pic:spPr>
-                    <a:xfrm>
-                      <a:off x="0" y="0"/>
-                      <a:ext cx="5943600" cy="2049412"/>
-                    </a:xfrm>
-                    <a:prstGeom prst="rect"/>
-                  </pic:spPr>
-                </pic:pic>
-              </a:graphicData>
-            </a:graphic>
-          </wp:inline>
-        </w:drawing>
-      </w:r>
+      <w:r/>
     </w:p>
     <w:p>
       <w:pPr>
@@ -3811,9 +3529,7 @@
     </w:tbl>
     <w:p/>
     <w:p>
-      <w:r>
-        <w:br w:type="page"/>
-      </w:r>
+      <w:r/>
     </w:p>
     <w:tbl>
       <w:tblPr>
@@ -4012,7 +3728,7 @@
               <w:rPr>
                 <w:sz w:val="18"/>
               </w:rPr>
-              <w:t>90% conformal coverage achieved?</w:t>
+              <w:t>80% conformal coverage achieved?</w:t>
             </w:r>
           </w:p>
         </w:tc>
